--- a/Tuan2/23707391_NguyenVanTan_Tuan2.docx
+++ b/Tuan2/23707391_NguyenVanTan_Tuan2.docx
@@ -41,6 +41,14 @@
     </w:p>
     <w:p>
       <w:r>
+        <w:t>Tạo Promise cơ bản sử dụng setTimeout để trì hoãn việc trả về chuỗi "Hello Async" trong 2 giây.</w:t>
+      </w:r>
+    </w:p>
+    <w:p>
+      <w:r>
+        <w:rPr>
+          <w:noProof/>
+        </w:rPr>
         <w:drawing>
           <wp:inline distT="0" distB="0" distL="0" distR="0" wp14:anchorId="572C4BDD" wp14:editId="44D4F8C7">
             <wp:extent cx="5943600" cy="3343275"/>
@@ -83,12 +91,20 @@
         <w:pStyle w:val="Heading2"/>
       </w:pPr>
       <w:r>
+        <w:t>2.  Write a function  that returns  a Promise  resolving  with  the number  10 after  1 second.</w:t>
+      </w:r>
+    </w:p>
+    <w:p>
+      <w:r>
+        <w:t>Đóng gói Promise vào một hàm để có thể gọi và nhận về số 10 sau độ trễ 1 giây.</w:t>
+      </w:r>
+    </w:p>
+    <w:p>
+      <w:r>
+        <w:rPr>
+          <w:noProof/>
+        </w:rPr>
         <w:lastRenderedPageBreak/>
-        <w:t>2.  Write a function  that returns  a Promise  resolving  with  the number  10 after  1 second.</w:t>
-      </w:r>
-    </w:p>
-    <w:p>
-      <w:r>
         <w:drawing>
           <wp:inline distT="0" distB="0" distL="0" distR="0" wp14:anchorId="51D32337" wp14:editId="6F4E857D">
             <wp:extent cx="5943600" cy="3343275"/>
@@ -136,6 +152,14 @@
     </w:p>
     <w:p>
       <w:r>
+        <w:t>Sử dụng hàm reject() để chủ động ném ra một lỗi, mô phỏng sự cố trong quá trình xử lý bất đồng bộ.</w:t>
+      </w:r>
+    </w:p>
+    <w:p>
+      <w:r>
+        <w:rPr>
+          <w:noProof/>
+        </w:rPr>
         <w:drawing>
           <wp:inline distT="0" distB="0" distL="0" distR="0" wp14:anchorId="66F61BC3" wp14:editId="4073EE37">
             <wp:extent cx="5943600" cy="3343275"/>
@@ -184,6 +208,14 @@
     </w:p>
     <w:p>
       <w:r>
+        <w:t>Dùng .then() để tiếp nhận dữ liệu khi thành công và .catch() để bắt lỗi bảo vệ ứng dụng khi Promise thất bại.</w:t>
+      </w:r>
+    </w:p>
+    <w:p>
+      <w:r>
+        <w:rPr>
+          <w:noProof/>
+        </w:rPr>
         <w:drawing>
           <wp:inline distT="0" distB="0" distL="0" distR="0" wp14:anchorId="2B6EB9C1" wp14:editId="158F3589">
             <wp:extent cx="5943600" cy="3343275"/>
@@ -231,9 +263,15 @@
     </w:p>
     <w:p>
       <w:r>
+        <w:t>Truyền tham số thời gian biến động vào setTimeout để tạo ra một hàm mô phỏng tác vụ (task) có độ trễ tùy ý.</w:t>
+      </w:r>
+    </w:p>
+    <w:p>
+      <w:r>
         <w:rPr>
           <w:noProof/>
         </w:rPr>
+        <w:lastRenderedPageBreak/>
         <w:drawing>
           <wp:inline distT="0" distB="0" distL="0" distR="0" wp14:anchorId="1692DB31" wp14:editId="556D7A0A">
             <wp:extent cx="5943600" cy="3343275"/>
@@ -276,8 +314,12 @@
         <w:pStyle w:val="Heading2"/>
       </w:pPr>
       <w:r>
-        <w:lastRenderedPageBreak/>
         <w:t>6.  Use  Promise.all() to run  3 simulated  Promises  in paralle l  and print  the result.</w:t>
+      </w:r>
+    </w:p>
+    <w:p>
+      <w:r>
+        <w:t>Dùng Promise.all() để gộp các Promise chạy song song; nó chỉ hoàn thành khi toàn bộ các phần tử bên trong đều thành công.</w:t>
       </w:r>
     </w:p>
     <w:p>
@@ -327,7 +369,13 @@
         <w:pStyle w:val="Heading2"/>
       </w:pPr>
       <w:r>
+        <w:lastRenderedPageBreak/>
         <w:t>7.  Use  Promise.race() to return  whichever  Promise  resolves  first.</w:t>
+      </w:r>
+    </w:p>
+    <w:p>
+      <w:r>
+        <w:t>Dùng Promise.race() cho các Promise "chạy đua", lấy ngay kết quả của Promise nào hoàn thành (hoặc thất bại) nhanh nhất.</w:t>
       </w:r>
     </w:p>
     <w:p>
@@ -377,8 +425,12 @@
         <w:pStyle w:val="Heading2"/>
       </w:pPr>
       <w:r>
-        <w:lastRenderedPageBreak/>
         <w:t>8.  Create a Promise  chain:  square the number  2, then double  it, then add 5.</w:t>
+      </w:r>
+    </w:p>
+    <w:p>
+      <w:r>
+        <w:t>Trả về (return) các giá trị bên trong .then() để tạo ra một chuỗi xử lý, nơi kết quả của bước trước là đầu vào của bước sau.</w:t>
       </w:r>
     </w:p>
     <w:p>
@@ -386,6 +438,7 @@
         <w:rPr>
           <w:noProof/>
         </w:rPr>
+        <w:lastRenderedPageBreak/>
         <w:drawing>
           <wp:inline distT="0" distB="0" distL="0" distR="0" wp14:anchorId="1C0F8FBA" wp14:editId="1AAB24CA">
             <wp:extent cx="5943600" cy="3343275"/>
@@ -433,6 +486,14 @@
     </w:p>
     <w:p>
       <w:r>
+        <w:t>Kết hợp độ trễ của Promise với các phương thức mảng (như .filter()) để trực tiếp xử lý dữ liệu ngay khi nó được trả về.</w:t>
+      </w:r>
+    </w:p>
+    <w:p>
+      <w:r>
+        <w:rPr>
+          <w:noProof/>
+        </w:rPr>
         <w:drawing>
           <wp:inline distT="0" distB="0" distL="0" distR="0" wp14:anchorId="263C5301" wp14:editId="7BB7B067">
             <wp:extent cx="5943600" cy="3343275"/>
@@ -477,6 +538,11 @@
       <w:r>
         <w:lastRenderedPageBreak/>
         <w:t>10.  Use  .finally() to l og  "Done" when  a Promise  finishes  (success or failure).</w:t>
+      </w:r>
+    </w:p>
+    <w:p>
+      <w:r>
+        <w:t>Dùng khối .finally() để chứa các lệnh dọn dẹp hệ thống, luôn được thực thi ở cuối cùng bất kể Promise thành công hay báo lỗi.</w:t>
       </w:r>
     </w:p>
     <w:p>
@@ -526,20 +592,28 @@
         <w:pStyle w:val="Heading1"/>
       </w:pPr>
       <w:r>
+        <w:t>B. Async/Await</w:t>
+      </w:r>
+    </w:p>
+    <w:p>
+      <w:pPr>
+        <w:pStyle w:val="Heading2"/>
+      </w:pPr>
+      <w:r>
+        <w:t>11.  Convert  Exercise  1 into  async/await.</w:t>
+      </w:r>
+    </w:p>
+    <w:p>
+      <w:r>
+        <w:t>Dùng từ khóa await để tạm dừng luồng thực thi của hàm cho đến khi Promise có kết quả, thay thế hoàn toàn chuỗi .then().</w:t>
+      </w:r>
+    </w:p>
+    <w:p>
+      <w:r>
+        <w:rPr>
+          <w:noProof/>
+        </w:rPr>
         <w:lastRenderedPageBreak/>
-        <w:t>B. Async/Await</w:t>
-      </w:r>
-    </w:p>
-    <w:p>
-      <w:pPr>
-        <w:pStyle w:val="Heading2"/>
-      </w:pPr>
-      <w:r>
-        <w:t>11.  Convert  Exercise  1 into  async/await.</w:t>
-      </w:r>
-    </w:p>
-    <w:p>
-      <w:r>
         <w:drawing>
           <wp:inline distT="0" distB="0" distL="0" distR="0" wp14:anchorId="602B4913" wp14:editId="49D2D216">
             <wp:extent cx="5943600" cy="3345815"/>
@@ -582,8 +656,12 @@
         <w:pStyle w:val="Heading2"/>
       </w:pPr>
       <w:r>
-        <w:lastRenderedPageBreak/>
         <w:t>12.  Write an async function  that calls  simulateTask(2000) and logs  the result.</w:t>
+      </w:r>
+    </w:p>
+    <w:p>
+      <w:r>
+        <w:t>Gọi một hàm bất đồng bộ khác có chứa độ trễ bằng await để mã nguồn hiển thị tuần tự và dễ đọc như code đồng bộ.</w:t>
       </w:r>
     </w:p>
     <w:p>
@@ -633,7 +711,13 @@
         <w:pStyle w:val="Heading2"/>
       </w:pPr>
       <w:r>
+        <w:lastRenderedPageBreak/>
         <w:t>13.  Handle  errors using  try/catch with  async/await.</w:t>
+      </w:r>
+    </w:p>
+    <w:p>
+      <w:r>
+        <w:t>Bọc lệnh await vào bên trong khối try/catch để xử lý lỗi trực tiếp và tự nhiên hơn so với việc gắn đuôi .catch().</w:t>
       </w:r>
     </w:p>
     <w:p>
@@ -686,8 +770,12 @@
         <w:pStyle w:val="Heading2"/>
       </w:pPr>
       <w:r>
-        <w:lastRenderedPageBreak/>
         <w:t>14. Write an async function  that takes a number,  waits  1 second, and returns  the number  × 3.</w:t>
+      </w:r>
+    </w:p>
+    <w:p>
+      <w:r>
+        <w:t>Gắn từ khóa async ở trước hàm giúp tự động biến bất kỳ giá trị return nào bên trong thành một đối tượng Promise.</w:t>
       </w:r>
     </w:p>
     <w:p>
@@ -695,6 +783,7 @@
         <w:rPr>
           <w:noProof/>
         </w:rPr>
+        <w:lastRenderedPageBreak/>
         <w:drawing>
           <wp:inline distT="0" distB="0" distL="0" distR="0" wp14:anchorId="6238F1A3" wp14:editId="649DEEA8">
             <wp:extent cx="5943600" cy="3343275"/>
@@ -738,6 +827,11 @@
       </w:pPr>
       <w:r>
         <w:t>15.  Call  multiple  async functions  sequentially  using  await.</w:t>
+      </w:r>
+    </w:p>
+    <w:p>
+      <w:r>
+        <w:t>Đặt các lệnh await nối tiếp nhau để tạo luồng chạy tuần tự, tác vụ thứ hai phải đợi tác vụ thứ nhất chạy xong mới được bắt đầu.</w:t>
       </w:r>
     </w:p>
     <w:p>
@@ -793,6 +887,11 @@
     </w:p>
     <w:p>
       <w:r>
+        <w:t>Đưa các lời gọi hàm vào trong Promise.all() trước khi dùng await để chúng chạy đồng thời, tối ưu và tiết kiệm tổng thời gian chờ.</w:t>
+      </w:r>
+    </w:p>
+    <w:p>
+      <w:r>
         <w:rPr>
           <w:noProof/>
         </w:rPr>
@@ -843,9 +942,15 @@
     </w:p>
     <w:p>
       <w:r>
+        <w:t>Dùng vòng lặp for await...of để duyệt mảng Promise, đảm bảo lấy ra kết quả theo đúng thứ tự mảng ban đầu dù thời gian tải khác nhau.</w:t>
+      </w:r>
+    </w:p>
+    <w:p>
+      <w:r>
         <w:rPr>
           <w:noProof/>
         </w:rPr>
+        <w:lastRenderedPageBreak/>
         <w:drawing>
           <wp:inline distT="0" distB="0" distL="0" distR="0" wp14:anchorId="7225C452" wp14:editId="7B16DBD3">
             <wp:extent cx="5943600" cy="3343275"/>
@@ -888,8 +993,12 @@
         <w:pStyle w:val="Heading2"/>
       </w:pPr>
       <w:r>
-        <w:lastRenderedPageBreak/>
         <w:t>18. Write an async  function  fetchUser(id) that simulates  an API call  (resolves  a user object after 1 second).</w:t>
+      </w:r>
+    </w:p>
+    <w:p>
+      <w:r>
+        <w:t>Mô phỏng một lời gọi API trong thực tế bằng cách nhận ID, tạo độ trễ 1 giây và trả về một Object chứa thông tin người dùng.</w:t>
       </w:r>
     </w:p>
     <w:p>
@@ -939,11 +1048,21 @@
         <w:pStyle w:val="Heading2"/>
       </w:pPr>
       <w:r>
+        <w:lastRenderedPageBreak/>
         <w:t>19.  Create an async function  fetchUsers(ids: number[]) that calls  fetchUser for each ID.</w:t>
       </w:r>
     </w:p>
     <w:p>
       <w:r>
+        <w:t xml:space="preserve">Dùng .map() để biến mảng ID thành mảng các lời gọi API, sau đó dùng Promise.all() để tải hàng loạt user cùng lúc. </w:t>
+      </w:r>
+    </w:p>
+    <w:p/>
+    <w:p>
+      <w:r>
+        <w:rPr>
+          <w:noProof/>
+        </w:rPr>
         <w:drawing>
           <wp:inline distT="0" distB="0" distL="0" distR="0" wp14:anchorId="2EFD9632" wp14:editId="6A6BF6DB">
             <wp:extent cx="5943600" cy="3343275"/>
@@ -986,12 +1105,20 @@
         <w:pStyle w:val="Heading2"/>
       </w:pPr>
       <w:r>
+        <w:t>20.  Add a timeout:  if  the API call  takes more than  2 seconds, throw  an error.</w:t>
+      </w:r>
+    </w:p>
+    <w:p>
+      <w:r>
+        <w:t>Ép API chạy đua Promise.race() với một bộ đếm giờ (ném lỗi); nếu API chạy lâu hơn 2 giây, bộ đếm giờ sẽ chớp thời cơ báo lỗi Timeout.</w:t>
+      </w:r>
+    </w:p>
+    <w:p>
+      <w:r>
+        <w:rPr>
+          <w:noProof/>
+        </w:rPr>
         <w:lastRenderedPageBreak/>
-        <w:t>20.  Add a timeout:  if  the API call  takes more than  2 seconds, throw  an error.</w:t>
-      </w:r>
-    </w:p>
-    <w:p>
-      <w:r>
         <w:drawing>
           <wp:inline distT="0" distB="0" distL="0" distR="0" wp14:anchorId="23AABD16" wp14:editId="028FCC68">
             <wp:extent cx="5943600" cy="3343275"/>
@@ -1034,7 +1161,6 @@
         <w:pStyle w:val="Heading1"/>
       </w:pPr>
       <w:r>
-        <w:lastRenderedPageBreak/>
         <w:t>C. Fetch API &amp; Simulated I/O</w:t>
       </w:r>
     </w:p>
@@ -1062,6 +1188,15 @@
     </w:p>
     <w:p>
       <w:r>
+        <w:t>Sử dụng fetch() để gọi API thực tế và dùng response.json() (cũng là một Promise) để giải mã luồng dữ liệu thô thành Object.</w:t>
+      </w:r>
+    </w:p>
+    <w:p>
+      <w:r>
+        <w:rPr>
+          <w:noProof/>
+        </w:rPr>
+        <w:lastRenderedPageBreak/>
         <w:drawing>
           <wp:inline distT="0" distB="0" distL="0" distR="0" wp14:anchorId="4E2766CC" wp14:editId="268D66D1">
             <wp:extent cx="5943600" cy="3343275"/>
@@ -1104,12 +1239,19 @@
         <w:pStyle w:val="Heading2"/>
       </w:pPr>
       <w:r>
-        <w:lastRenderedPageBreak/>
         <w:t>22.  Call  the API multiple  times  and log  the results.</w:t>
       </w:r>
     </w:p>
     <w:p>
       <w:r>
+        <w:t>Gọi nhiều API độc lập bằng cách đưa các lệnh fetch vào mảng của Promise.all() để lấy dữ liệu về đồng thời.</w:t>
+      </w:r>
+    </w:p>
+    <w:p>
+      <w:r>
+        <w:rPr>
+          <w:noProof/>
+        </w:rPr>
         <w:drawing>
           <wp:inline distT="0" distB="0" distL="0" distR="0" wp14:anchorId="7FC7270C" wp14:editId="1B977ED8">
             <wp:extent cx="5943600" cy="3343275"/>
@@ -1152,6 +1294,7 @@
         <w:pStyle w:val="Heading2"/>
       </w:pPr>
       <w:r>
+        <w:lastRenderedPageBreak/>
         <w:t>23.  Write an async function  that fetches  a list  of todos and filters  out those that are not</w:t>
       </w:r>
       <w:r>
@@ -1163,6 +1306,14 @@
     </w:p>
     <w:p>
       <w:r>
+        <w:t>Lấy mảng dữ liệu từ API và nối thêm hàm xử lý .filter() để loại bỏ ngay những phần tử không đáp ứng điều kiện.</w:t>
+      </w:r>
+    </w:p>
+    <w:p>
+      <w:r>
+        <w:rPr>
+          <w:noProof/>
+        </w:rPr>
         <w:drawing>
           <wp:inline distT="0" distB="0" distL="0" distR="0" wp14:anchorId="7CC02A1D" wp14:editId="3057C0D7">
             <wp:extent cx="5943600" cy="3343275"/>
@@ -1205,12 +1356,20 @@
         <w:pStyle w:val="Heading2"/>
       </w:pPr>
       <w:r>
+        <w:t>24.  Write an async function  postData() that sends a POST request to a test API.</w:t>
+      </w:r>
+    </w:p>
+    <w:p>
+      <w:r>
+        <w:t>Cấu hình tham số method thành 'POST' và đóng gói dữ liệu vào body trong lệnh fetch để gửi thông tin mới lên máy chủ.</w:t>
+      </w:r>
+    </w:p>
+    <w:p>
+      <w:r>
+        <w:rPr>
+          <w:noProof/>
+        </w:rPr>
         <w:lastRenderedPageBreak/>
-        <w:t>24.  Write an async function  postData() that sends a POST request to a test API.</w:t>
-      </w:r>
-    </w:p>
-    <w:p>
-      <w:r>
         <w:drawing>
           <wp:inline distT="0" distB="0" distL="0" distR="0" wp14:anchorId="14E01C8F" wp14:editId="2A652BFC">
             <wp:extent cx="5943600" cy="3343275"/>
@@ -1258,6 +1417,14 @@
     </w:p>
     <w:p>
       <w:r>
+        <w:t>Tạm dừng mã đúng 3 giây (mô phỏng tải file) trước khi in ra dòng log báo hoàn thành.</w:t>
+      </w:r>
+    </w:p>
+    <w:p>
+      <w:r>
+        <w:rPr>
+          <w:noProof/>
+        </w:rPr>
         <w:drawing>
           <wp:inline distT="0" distB="0" distL="0" distR="0" wp14:anchorId="3D7F34E6" wp14:editId="11000B18">
             <wp:extent cx="5943600" cy="3343275"/>
@@ -1306,6 +1473,14 @@
     </w:p>
     <w:p>
       <w:r>
+        <w:t>Tạo cấu trúc ép luồng thực thi dừng lại (block) trong thời gian quy định bằng cách bọc setTimeout bằng async/await.</w:t>
+      </w:r>
+    </w:p>
+    <w:p>
+      <w:r>
+        <w:rPr>
+          <w:noProof/>
+        </w:rPr>
         <w:drawing>
           <wp:inline distT="0" distB="0" distL="0" distR="0" wp14:anchorId="2EAD834A" wp14:editId="526E9F37">
             <wp:extent cx="5943600" cy="3343275"/>
@@ -1353,6 +1528,15 @@
     </w:p>
     <w:p>
       <w:r>
+        <w:t>Dùng vòng lặp for kết hợp try/catch; nếu fetch bị lỗi, hệ thống tiếp tục lặp (retry) cho đến khi đạt giới hạn mới văng lỗi ra ngoài.</w:t>
+      </w:r>
+    </w:p>
+    <w:p>
+      <w:r>
+        <w:rPr>
+          <w:noProof/>
+        </w:rPr>
+        <w:lastRenderedPageBreak/>
         <w:drawing>
           <wp:inline distT="0" distB="0" distL="0" distR="0" wp14:anchorId="53DE71D5" wp14:editId="40DCCCE7">
             <wp:extent cx="5943600" cy="3343275"/>
@@ -1395,12 +1579,19 @@
         <w:pStyle w:val="Heading2"/>
       </w:pPr>
       <w:r>
-        <w:lastRenderedPageBreak/>
         <w:t>28.  Write an async function  batchProcess() that processes 5 async tasks at once (use Promise.all).</w:t>
       </w:r>
     </w:p>
     <w:p>
       <w:r>
+        <w:t>Khởi tạo một mảng các tác vụ (batch) bằng .map() và tống toàn bộ vào Promise.all() để xử lý song song thành một lô lớn.</w:t>
+      </w:r>
+    </w:p>
+    <w:p>
+      <w:r>
+        <w:rPr>
+          <w:noProof/>
+        </w:rPr>
         <w:drawing>
           <wp:inline distT="0" distB="0" distL="0" distR="0" wp14:anchorId="4AC87E68" wp14:editId="4DE58D21">
             <wp:extent cx="5943600" cy="3343275"/>
@@ -1443,11 +1634,20 @@
         <w:pStyle w:val="Heading2"/>
       </w:pPr>
       <w:r>
+        <w:lastRenderedPageBreak/>
         <w:t>29.  Write an async function  queueProcess() that processes tasks sequenti ally  in  a queue.</w:t>
       </w:r>
     </w:p>
     <w:p>
       <w:r>
+        <w:t>Dùng vòng lặp for...of và await để buộc các tác vụ chạy nối tiếp nhau, tạo thành một hàng đợi (queue) đi theo đúng thứ tự.</w:t>
+      </w:r>
+    </w:p>
+    <w:p>
+      <w:r>
+        <w:rPr>
+          <w:noProof/>
+        </w:rPr>
         <w:drawing>
           <wp:inline distT="0" distB="0" distL="0" distR="0" wp14:anchorId="282C99EE" wp14:editId="38310185">
             <wp:extent cx="5943600" cy="3343275"/>
@@ -1490,12 +1690,20 @@
         <w:pStyle w:val="Heading2"/>
       </w:pPr>
       <w:r>
+        <w:t>30.  Use async/await  + Promise.allSettled()  to handle  multiple  API calls  and display  their success/failure  status.</w:t>
+      </w:r>
+    </w:p>
+    <w:p>
+      <w:r>
+        <w:t>Dùng Promise.allSettled() để không bị sập chương trình giữa chừng nếu có một API bị lỗi; nó sẽ đợi toàn bộ chạy xong và trả về tình trạng cụ thể của từng cái.</w:t>
+      </w:r>
+    </w:p>
+    <w:p>
+      <w:r>
+        <w:rPr>
+          <w:noProof/>
+        </w:rPr>
         <w:lastRenderedPageBreak/>
-        <w:t>30.  Use async/await  + Promise.allSettled()  to handle  multiple  API calls  and display  their success/failure  status.</w:t>
-      </w:r>
-    </w:p>
-    <w:p>
-      <w:r>
         <w:drawing>
           <wp:inline distT="0" distB="0" distL="0" distR="0" wp14:anchorId="463D8783" wp14:editId="3D6EA2C0">
             <wp:extent cx="5943600" cy="3343275"/>
